--- a/A-08_TG-SNN.docx
+++ b/A-08_TG-SNN.docx
@@ -258,33 +258,11 @@
                       <w:szCs w:val="36"/>
                     </w:rPr>
                   </w:pPr>
-                  <w:proofErr w:type="spellStart"/>
                   <w:r>
                     <w:rPr>
                       <w:rFonts w:ascii="Times New Roman" w:eastAsia="Times New Roman" w:hAnsi="Times New Roman" w:cs="Times New Roman"/>
                     </w:rPr>
-                    <w:t>Shavige</w:t>
-                  </w:r>
-                  <w:proofErr w:type="spellEnd"/>
-                  <w:r>
-                    <w:rPr>
-                      <w:rFonts w:ascii="Times New Roman" w:eastAsia="Times New Roman" w:hAnsi="Times New Roman" w:cs="Times New Roman"/>
-                    </w:rPr>
-                    <w:t xml:space="preserve"> </w:t>
-                  </w:r>
-                  <w:proofErr w:type="spellStart"/>
-                  <w:r>
-                    <w:rPr>
-                      <w:rFonts w:ascii="Times New Roman" w:eastAsia="Times New Roman" w:hAnsi="Times New Roman" w:cs="Times New Roman"/>
-                    </w:rPr>
-                    <w:t>Malleshwara</w:t>
-                  </w:r>
-                  <w:proofErr w:type="spellEnd"/>
-                  <w:r>
-                    <w:rPr>
-                      <w:rFonts w:ascii="Times New Roman" w:eastAsia="Times New Roman" w:hAnsi="Times New Roman" w:cs="Times New Roman"/>
-                    </w:rPr>
-                    <w:t xml:space="preserve"> Hills, Kumaraswamy Layout, Bengaluru</w:t>
+                    <w:t>Shavige Malleshwara Hills, Kumaraswamy Layout, Bengaluru</w:t>
                   </w:r>
                   <w:r>
                     <w:rPr>
@@ -2702,29 +2680,7 @@
                 <w:lang w:val="en-US"/>
               </w:rPr>
               <w:br/>
-              <w:t xml:space="preserve">Conventional GNNs generally do not maintain an explicit temporal state across successive graph </w:t>
-            </w:r>
-            <w:proofErr w:type="gramStart"/>
-            <w:r>
-              <w:rPr>
-                <w:rFonts w:ascii="Times New Roman" w:eastAsia="Times New Roman" w:hAnsi="Times New Roman" w:cs="Times New Roman"/>
-                <w:color w:val="000000"/>
-                <w:sz w:val="24"/>
-                <w:szCs w:val="24"/>
-                <w:lang w:val="en-US"/>
-              </w:rPr>
-              <w:t>observations</w:t>
-            </w:r>
-            <w:proofErr w:type="gramEnd"/>
-            <w:r>
-              <w:rPr>
-                <w:rFonts w:ascii="Times New Roman" w:eastAsia="Times New Roman" w:hAnsi="Times New Roman" w:cs="Times New Roman"/>
-                <w:color w:val="000000"/>
-                <w:sz w:val="24"/>
-                <w:szCs w:val="24"/>
-                <w:lang w:val="en-US"/>
-              </w:rPr>
-              <w:t xml:space="preserve">. As a result, short-lived changes or isolated noise in transaction and network activity may be interpreted as meaningful patterns, potentially increasing false-positive anomaly or fraud detections. </w:t>
+              <w:t xml:space="preserve">Conventional GNNs generally do not maintain an explicit temporal state across successive graph observations. As a result, short-lived changes or isolated noise in transaction and network activity may be interpreted as meaningful patterns, potentially increasing false-positive anomaly or fraud detections. </w:t>
             </w:r>
           </w:p>
           <w:p>
@@ -2803,29 +2759,7 @@
                 <w:lang w:val="en-US"/>
               </w:rPr>
               <w:br/>
-              <w:t xml:space="preserve">Traditional GNN-based models primarily process graph features through continuous numerical activations and do not incorporate biologically inspired mechanisms such as membrane potential integration. In an SNN, the membrane potential accumulates incoming signals over time, as represented </w:t>
-            </w:r>
-            <w:proofErr w:type="gramStart"/>
-            <w:r>
-              <w:rPr>
-                <w:rFonts w:ascii="Times New Roman" w:eastAsia="Times New Roman" w:hAnsi="Times New Roman" w:cs="Times New Roman"/>
-                <w:color w:val="000000"/>
-                <w:sz w:val="24"/>
-                <w:szCs w:val="24"/>
-                <w:lang w:val="en-US"/>
-              </w:rPr>
-              <w:t>by .</w:t>
-            </w:r>
-            <w:proofErr w:type="gramEnd"/>
-            <w:r>
-              <w:rPr>
-                <w:rFonts w:ascii="Times New Roman" w:eastAsia="Times New Roman" w:hAnsi="Times New Roman" w:cs="Times New Roman"/>
-                <w:color w:val="000000"/>
-                <w:sz w:val="24"/>
-                <w:szCs w:val="24"/>
-                <w:lang w:val="en-US"/>
-              </w:rPr>
-              <w:t xml:space="preserve"> This temporal integration can help retain relevant information across successive time steps while reducing the effect of isolated fluctuations.</w:t>
+              <w:t>Traditional GNN-based models primarily process graph features through continuous numerical activations and do not incorporate biologically inspired mechanisms such as membrane potential integration. In an SNN, the membrane potential accumulates incoming signals over time, as represented by . This temporal integration can help retain relevant information across successive time steps while reducing the effect of isolated fluctuations.</w:t>
             </w:r>
           </w:p>
         </w:tc>
@@ -2863,7 +2797,7 @@
                 <w:szCs w:val="24"/>
               </w:rPr>
               <w:lastRenderedPageBreak/>
-              <w:t>OBJECTIVES OF THE PROJECT</w:t>
+              <w:t>PROBLEM STATEMENT</w:t>
             </w:r>
           </w:p>
         </w:tc>
@@ -2880,11 +2814,8 @@
           <w:p>
             <w:pPr>
               <w:widowControl w:val="0"/>
-              <w:numPr>
-                <w:ilvl w:val="0"/>
-                <w:numId w:val="2"/>
-              </w:numPr>
               <w:spacing w:line="240" w:lineRule="auto"/>
+              <w:ind w:left="360"/>
               <w:jc w:val="both"/>
               <w:rPr>
                 <w:rFonts w:ascii="Times New Roman" w:eastAsia="Times New Roman" w:hAnsi="Times New Roman" w:cs="Times New Roman"/>
@@ -2902,39 +2833,14 @@
                 <w:szCs w:val="24"/>
                 <w:lang w:val="en-US"/>
               </w:rPr>
-              <w:t xml:space="preserve">Design and implement a Temporal Spiking Graph Convolutional Network (TS-GCN) that combines spatial graph message passing using </w:t>
-            </w:r>
-            <w:proofErr w:type="spellStart"/>
-            <w:r>
-              <w:rPr>
-                <w:rFonts w:ascii="Times New Roman" w:eastAsia="Times New Roman" w:hAnsi="Times New Roman" w:cs="Times New Roman"/>
-                <w:color w:val="000000"/>
-                <w:sz w:val="24"/>
-                <w:szCs w:val="24"/>
-                <w:lang w:val="en-US"/>
-              </w:rPr>
-              <w:t>PyTorch</w:t>
-            </w:r>
-            <w:proofErr w:type="spellEnd"/>
-            <w:r>
-              <w:rPr>
-                <w:rFonts w:ascii="Times New Roman" w:eastAsia="Times New Roman" w:hAnsi="Times New Roman" w:cs="Times New Roman"/>
-                <w:color w:val="000000"/>
-                <w:sz w:val="24"/>
-                <w:szCs w:val="24"/>
-                <w:lang w:val="en-US"/>
-              </w:rPr>
-              <w:t xml:space="preserve"> Geometric with Leaky Integrate-and-Fire (LIF) spiking neuron dynamics for temporal processing. </w:t>
-            </w:r>
-          </w:p>
-          <w:p>
-            <w:pPr>
-              <w:widowControl w:val="0"/>
-              <w:numPr>
-                <w:ilvl w:val="0"/>
-                <w:numId w:val="2"/>
-              </w:numPr>
+              <w:t>Dynamic transaction and network graphs contain continuously changing relationships between entities, making the detection of fraudulent or anomalous activity challenging. Conventional Graph Neural Networks (GNNs) process graph information using continuous numerical operations, which can become computationally expensive as the size and activity of the graph increase. They also do not explicitly maintain temporal state in a conventional GCN setup, making them potentially sensitive to short-lived fluctuations in streaming data.</w:t>
+            </w:r>
+          </w:p>
+          <w:p>
+            <w:pPr>
+              <w:widowControl w:val="0"/>
               <w:spacing w:line="240" w:lineRule="auto"/>
+              <w:ind w:left="360"/>
               <w:jc w:val="both"/>
               <w:rPr>
                 <w:rFonts w:ascii="Times New Roman" w:eastAsia="Times New Roman" w:hAnsi="Times New Roman" w:cs="Times New Roman"/>
@@ -2952,96 +2858,8 @@
                 <w:szCs w:val="24"/>
                 <w:lang w:val="en-US"/>
               </w:rPr>
-              <w:t xml:space="preserve">Implement surrogate-gradient-based learning using the </w:t>
-            </w:r>
-            <w:proofErr w:type="spellStart"/>
-            <w:r>
-              <w:rPr>
-                <w:rFonts w:ascii="Times New Roman" w:eastAsia="Times New Roman" w:hAnsi="Times New Roman" w:cs="Times New Roman"/>
-                <w:color w:val="000000"/>
-                <w:sz w:val="24"/>
-                <w:szCs w:val="24"/>
-                <w:lang w:val="en-US"/>
-              </w:rPr>
-              <w:t>ArcTangent</w:t>
-            </w:r>
-            <w:proofErr w:type="spellEnd"/>
-            <w:r>
-              <w:rPr>
-                <w:rFonts w:ascii="Times New Roman" w:eastAsia="Times New Roman" w:hAnsi="Times New Roman" w:cs="Times New Roman"/>
-                <w:color w:val="000000"/>
-                <w:sz w:val="24"/>
-                <w:szCs w:val="24"/>
-                <w:lang w:val="en-US"/>
-              </w:rPr>
-              <w:t xml:space="preserve"> surrogate function</w:t>
-            </w:r>
-          </w:p>
-          <w:p>
-            <w:pPr>
-              <w:widowControl w:val="0"/>
-              <w:numPr>
-                <w:ilvl w:val="0"/>
-                <w:numId w:val="2"/>
-              </w:numPr>
-              <w:spacing w:line="240" w:lineRule="auto"/>
-              <w:jc w:val="both"/>
-              <w:rPr>
-                <w:rFonts w:ascii="Times New Roman" w:eastAsia="Times New Roman" w:hAnsi="Times New Roman" w:cs="Times New Roman"/>
-                <w:color w:val="000000"/>
-                <w:sz w:val="24"/>
-                <w:szCs w:val="24"/>
-                <w:lang w:val="en-US"/>
-              </w:rPr>
-            </w:pPr>
-            <w:r>
-              <w:rPr>
-                <w:rFonts w:ascii="Times New Roman" w:eastAsia="Times New Roman" w:hAnsi="Times New Roman" w:cs="Times New Roman"/>
-                <w:color w:val="000000"/>
-                <w:sz w:val="24"/>
-                <w:szCs w:val="24"/>
-                <w:lang w:val="en-US"/>
-              </w:rPr>
-              <w:t xml:space="preserve">Develop a dynamic network transaction anomaly dataset pipeline that incorporates temporal graph changes and </w:t>
-            </w:r>
-            <w:r>
-              <w:rPr>
-                <w:rFonts w:ascii="Times New Roman" w:eastAsia="Times New Roman" w:hAnsi="Times New Roman" w:cs="Times New Roman"/>
-                <w:color w:val="000000"/>
-                <w:sz w:val="24"/>
-                <w:szCs w:val="24"/>
-                <w:lang w:val="en-US"/>
-              </w:rPr>
               <w:lastRenderedPageBreak/>
-              <w:t xml:space="preserve">class-imbalance handling to represent realistic financial transaction and network anomaly scenarios. </w:t>
-            </w:r>
-          </w:p>
-          <w:p>
-            <w:pPr>
-              <w:widowControl w:val="0"/>
-              <w:numPr>
-                <w:ilvl w:val="0"/>
-                <w:numId w:val="3"/>
-              </w:numPr>
-              <w:spacing w:line="240" w:lineRule="auto"/>
-              <w:jc w:val="both"/>
-              <w:rPr>
-                <w:rFonts w:ascii="Times New Roman" w:eastAsia="Times New Roman" w:hAnsi="Times New Roman" w:cs="Times New Roman"/>
-                <w:color w:val="000000"/>
-                <w:sz w:val="24"/>
-                <w:szCs w:val="24"/>
-                <w:lang w:val="en-US"/>
-              </w:rPr>
-            </w:pPr>
-            <w:r>
-              <w:rPr>
-                <w:rFonts w:ascii="Times New Roman" w:eastAsia="Times New Roman" w:hAnsi="Times New Roman" w:cs="Times New Roman"/>
-                <w:color w:val="000000"/>
-                <w:sz w:val="24"/>
-                <w:szCs w:val="24"/>
-                <w:lang w:val="en-US"/>
-              </w:rPr>
-              <w:t>Evaluate and compare TS-GCN with a conventional GCN baseline using classification accuracy, minority-class F1-score, ROC-AUC, spike sparsity, estimated neuromorphic energy consumption based on SOPs and FLOPs, and GPU training latency.</w:t>
+              <w:t>This project aims to address these limitations by developing a Temporal Spiking Graph Convolutional Network (TS-GCN) that combines spatial graph message passing with temporal processing using Leaky Integrate-and-Fire (LIF) spiking neurons. The temporal integration of membrane potentials is expected to help distinguish persistent patterns from isolated fluctuations, while the event-driven nature of spike-based computation can reduce unnecessary processing when activity is sparse.</w:t>
             </w:r>
           </w:p>
           <w:p>
@@ -3093,7 +2911,7 @@
                 <w:szCs w:val="24"/>
               </w:rPr>
               <w:lastRenderedPageBreak/>
-              <w:t>PROBLEM STATEMENT</w:t>
+              <w:t>OBJECTIVES OF THE PROJECT</w:t>
             </w:r>
           </w:p>
         </w:tc>
@@ -3110,7 +2928,11 @@
           <w:p>
             <w:pPr>
               <w:widowControl w:val="0"/>
-              <w:spacing w:before="120" w:after="120" w:line="240" w:lineRule="auto"/>
+              <w:numPr>
+                <w:ilvl w:val="0"/>
+                <w:numId w:val="2"/>
+              </w:numPr>
+              <w:spacing w:line="240" w:lineRule="auto"/>
               <w:jc w:val="both"/>
               <w:rPr>
                 <w:rFonts w:ascii="Times New Roman" w:eastAsia="Times New Roman" w:hAnsi="Times New Roman" w:cs="Times New Roman"/>
@@ -3128,35 +2950,17 @@
                 <w:szCs w:val="24"/>
                 <w:lang w:val="en-US"/>
               </w:rPr>
-              <w:t xml:space="preserve">Dynamic </w:t>
-            </w:r>
-            <w:proofErr w:type="gramStart"/>
-            <w:r>
-              <w:rPr>
-                <w:rFonts w:ascii="Times New Roman" w:eastAsia="Times New Roman" w:hAnsi="Times New Roman" w:cs="Times New Roman"/>
-                <w:color w:val="000000"/>
-                <w:sz w:val="24"/>
-                <w:szCs w:val="24"/>
-                <w:lang w:val="en-US"/>
-              </w:rPr>
-              <w:t>transaction</w:t>
-            </w:r>
-            <w:proofErr w:type="gramEnd"/>
-            <w:r>
-              <w:rPr>
-                <w:rFonts w:ascii="Times New Roman" w:eastAsia="Times New Roman" w:hAnsi="Times New Roman" w:cs="Times New Roman"/>
-                <w:color w:val="000000"/>
-                <w:sz w:val="24"/>
-                <w:szCs w:val="24"/>
-                <w:lang w:val="en-US"/>
-              </w:rPr>
-              <w:t xml:space="preserve"> and network graphs contain continuously changing relationships between entities, making the detection of fraudulent or anomalous activity challenging. Conventional Graph Neural Networks (GNNs) process graph information using continuous numerical operations, which can become computationally expensive as the size and activity of the graph increase. They also do not explicitly maintain temporal state in a conventional GCN setup, making them potentially sensitive to short-lived fluctuations in streaming data.</w:t>
-            </w:r>
-          </w:p>
-          <w:p>
-            <w:pPr>
-              <w:widowControl w:val="0"/>
-              <w:spacing w:before="120" w:after="120" w:line="240" w:lineRule="auto"/>
+              <w:t xml:space="preserve">Design and implement a Temporal Spiking Graph Convolutional Network (TS-GCN) that combines spatial graph message passing using PyTorch Geometric with Leaky Integrate-and-Fire (LIF) spiking neuron dynamics for temporal processing. </w:t>
+            </w:r>
+          </w:p>
+          <w:p>
+            <w:pPr>
+              <w:widowControl w:val="0"/>
+              <w:numPr>
+                <w:ilvl w:val="0"/>
+                <w:numId w:val="2"/>
+              </w:numPr>
+              <w:spacing w:line="240" w:lineRule="auto"/>
               <w:jc w:val="both"/>
               <w:rPr>
                 <w:rFonts w:ascii="Times New Roman" w:eastAsia="Times New Roman" w:hAnsi="Times New Roman" w:cs="Times New Roman"/>
@@ -3174,35 +2978,17 @@
                 <w:szCs w:val="24"/>
                 <w:lang w:val="en-US"/>
               </w:rPr>
-              <w:t xml:space="preserve">This project aims to address these limitations by developing a Temporal Spiking Graph Convolutional Network (TS-GCN) that combines spatial graph message passing with temporal processing using Leaky Integrate-and-Fire (LIF) spiking neurons. The temporal integration of membrane </w:t>
-            </w:r>
-            <w:proofErr w:type="gramStart"/>
-            <w:r>
-              <w:rPr>
-                <w:rFonts w:ascii="Times New Roman" w:eastAsia="Times New Roman" w:hAnsi="Times New Roman" w:cs="Times New Roman"/>
-                <w:color w:val="000000"/>
-                <w:sz w:val="24"/>
-                <w:szCs w:val="24"/>
-                <w:lang w:val="en-US"/>
-              </w:rPr>
-              <w:t>potentials</w:t>
-            </w:r>
-            <w:proofErr w:type="gramEnd"/>
-            <w:r>
-              <w:rPr>
-                <w:rFonts w:ascii="Times New Roman" w:eastAsia="Times New Roman" w:hAnsi="Times New Roman" w:cs="Times New Roman"/>
-                <w:color w:val="000000"/>
-                <w:sz w:val="24"/>
-                <w:szCs w:val="24"/>
-                <w:lang w:val="en-US"/>
-              </w:rPr>
-              <w:t xml:space="preserve"> is expected to help distinguish persistent patterns from isolated fluctuations, while the event-driven nature of spike-based computation can reduce unnecessary processing when activity is sparse.</w:t>
-            </w:r>
-          </w:p>
-          <w:p>
-            <w:pPr>
-              <w:widowControl w:val="0"/>
-              <w:spacing w:before="120" w:after="120" w:line="240" w:lineRule="auto"/>
+              <w:t>Implement surrogate-gradient-based learning using the ArcTangent surrogate function</w:t>
+            </w:r>
+          </w:p>
+          <w:p>
+            <w:pPr>
+              <w:widowControl w:val="0"/>
+              <w:numPr>
+                <w:ilvl w:val="0"/>
+                <w:numId w:val="2"/>
+              </w:numPr>
+              <w:spacing w:line="240" w:lineRule="auto"/>
               <w:jc w:val="both"/>
               <w:rPr>
                 <w:rFonts w:ascii="Times New Roman" w:eastAsia="Times New Roman" w:hAnsi="Times New Roman" w:cs="Times New Roman"/>
@@ -3220,7 +3006,35 @@
                 <w:szCs w:val="24"/>
                 <w:lang w:val="en-US"/>
               </w:rPr>
-              <w:t>The proposed approach will therefore investigate whether combining graph-based spatial learning with temporal spiking dynamics can improve the detection of anomalous and fraudulent entities while reducing computational activity. The system will be evaluated against a conventional GCN baseline to study its potential benefits in terms of classification performance, minority-class detection, spike sparsity, computational efficiency, and estimated energy consumption.</w:t>
+              <w:t xml:space="preserve">Develop a dynamic network transaction anomaly dataset pipeline that incorporates temporal graph changes and class-imbalance handling to represent realistic financial transaction and network anomaly scenarios. </w:t>
+            </w:r>
+          </w:p>
+          <w:p>
+            <w:pPr>
+              <w:widowControl w:val="0"/>
+              <w:numPr>
+                <w:ilvl w:val="0"/>
+                <w:numId w:val="3"/>
+              </w:numPr>
+              <w:spacing w:line="240" w:lineRule="auto"/>
+              <w:jc w:val="both"/>
+              <w:rPr>
+                <w:rFonts w:ascii="Times New Roman" w:eastAsia="Times New Roman" w:hAnsi="Times New Roman" w:cs="Times New Roman"/>
+                <w:color w:val="000000"/>
+                <w:sz w:val="24"/>
+                <w:szCs w:val="24"/>
+                <w:lang w:val="en-US"/>
+              </w:rPr>
+            </w:pPr>
+            <w:r>
+              <w:rPr>
+                <w:rFonts w:ascii="Times New Roman" w:eastAsia="Times New Roman" w:hAnsi="Times New Roman" w:cs="Times New Roman"/>
+                <w:color w:val="000000"/>
+                <w:sz w:val="24"/>
+                <w:szCs w:val="24"/>
+                <w:lang w:val="en-US"/>
+              </w:rPr>
+              <w:t>Evaluate and compare TS-GCN with a conventional GCN baseline using classification accuracy, minority-class F1-score, ROC-AUC, spike sparsity, estimated neuromorphic energy consumption based on SOPs and FLOPs, and GPU training latency.</w:t>
             </w:r>
           </w:p>
           <w:p>
@@ -3301,43 +3115,7 @@
                 <w:color w:val="000000"/>
                 <w:lang w:val="en-US"/>
               </w:rPr>
-              <w:t xml:space="preserve">This project proposes a Temporal Spiking Graph Convolutional Network (TS-GCN), a bio-inspired deep learning framework for detecting anomalies in dynamic graphs, with a focus on financial transaction and network activity. The proposed system combines </w:t>
-            </w:r>
-            <w:proofErr w:type="spellStart"/>
-            <w:r>
-              <w:rPr>
-                <w:rFonts w:ascii="Times New Roman" w:hAnsi="Times New Roman" w:cs="Times New Roman"/>
-                <w:color w:val="000000"/>
-                <w:lang w:val="en-US"/>
-              </w:rPr>
-              <w:t>PyTorch</w:t>
-            </w:r>
-            <w:proofErr w:type="spellEnd"/>
-            <w:r>
-              <w:rPr>
-                <w:rFonts w:ascii="Times New Roman" w:hAnsi="Times New Roman" w:cs="Times New Roman"/>
-                <w:color w:val="000000"/>
-                <w:lang w:val="en-US"/>
-              </w:rPr>
-              <w:t xml:space="preserve"> Geometric for spatial graph message passing with </w:t>
-            </w:r>
-            <w:proofErr w:type="spellStart"/>
-            <w:r>
-              <w:rPr>
-                <w:rFonts w:ascii="Times New Roman" w:hAnsi="Times New Roman" w:cs="Times New Roman"/>
-                <w:color w:val="000000"/>
-                <w:lang w:val="en-US"/>
-              </w:rPr>
-              <w:t>snnTorch</w:t>
-            </w:r>
-            <w:proofErr w:type="spellEnd"/>
-            <w:r>
-              <w:rPr>
-                <w:rFonts w:ascii="Times New Roman" w:hAnsi="Times New Roman" w:cs="Times New Roman"/>
-                <w:color w:val="000000"/>
-                <w:lang w:val="en-US"/>
-              </w:rPr>
-              <w:t xml:space="preserve"> for temporal spiking neuron processing.</w:t>
+              <w:t>This project proposes a Temporal Spiking Graph Convolutional Network (TS-GCN), a bio-inspired deep learning framework for detecting anomalies in dynamic graphs, with a focus on financial transaction and network activity. The proposed system combines PyTorch Geometric for spatial graph message passing with snnTorch for temporal spiking neuron processing.</w:t>
             </w:r>
           </w:p>
           <w:p>
@@ -3357,16 +3135,7 @@
                 <w:color w:val="000000"/>
                 <w:lang w:val="en-US"/>
               </w:rPr>
-              <w:t xml:space="preserve">The system is designed in four main stages: (1) generation of dynamic graph data representing changes in relationships and feature patterns associated with anomalous activity; (2) spatial graph message passing </w:t>
-            </w:r>
-            <w:r>
-              <w:rPr>
-                <w:rFonts w:ascii="Times New Roman" w:hAnsi="Times New Roman" w:cs="Times New Roman"/>
-                <w:color w:val="000000"/>
-                <w:lang w:val="en-US"/>
-              </w:rPr>
-              <w:lastRenderedPageBreak/>
-              <w:t>combined with Leaky Integrate-and-Fire (LIF) neuron dynamics to capture information across successive time steps; (3) surrogate-gradient-based training with membrane potential reset to enable learning in the spiking network; and (4) comparative evaluation of the proposed TS-GCN against a conventional GCN baseline.</w:t>
+              <w:t>The system is designed in four main stages: (1) generation of dynamic graph data representing changes in relationships and feature patterns associated with anomalous activity; (2) spatial graph message passing combined with Leaky Integrate-and-Fire (LIF) neuron dynamics to capture information across successive time steps; (3) surrogate-gradient-based training with membrane potential reset to enable learning in the spiking network; and (4) comparative evaluation of the proposed TS-GCN against a conventional GCN baseline.</w:t>
             </w:r>
           </w:p>
           <w:p>
@@ -3386,7 +3155,16 @@
                 <w:color w:val="000000"/>
                 <w:lang w:val="en-US"/>
               </w:rPr>
-              <w:t>The proposed spiking approach is expected to produce sparse neural activity, allowing a significant portion of unnecessary computations to be avoided when graph activity is limited. The temporal integration provided by LIF neurons is also expected to improve the handling of short-term fluctuations in streaming data by retaining relevant information across time steps. Compared with a conventional GCN, the proposed model is therefore expected to show improved robustness to temporal noise, better detection of minority anomalous classes, lower computational activity, and improved energy efficiency, while maintaining competitive classification performance.</w:t>
+              <w:t xml:space="preserve">The proposed spiking approach is expected to produce sparse neural activity, allowing a significant portion of unnecessary computations to be avoided when graph activity is limited. The temporal integration </w:t>
+            </w:r>
+            <w:r>
+              <w:rPr>
+                <w:rFonts w:ascii="Times New Roman" w:hAnsi="Times New Roman" w:cs="Times New Roman"/>
+                <w:color w:val="000000"/>
+                <w:lang w:val="en-US"/>
+              </w:rPr>
+              <w:lastRenderedPageBreak/>
+              <w:t>provided by LIF neurons is also expected to improve the handling of short-term fluctuations in streaming data by retaining relevant information across time steps. Compared with a conventional GCN, the proposed model is therefore expected to show improved robustness to temporal noise, better detection of minority anomalous classes, lower computational activity, and improved energy efficiency, while maintaining competitive classification performance.</w:t>
             </w:r>
           </w:p>
           <w:p>
@@ -3513,95 +3291,7 @@
                 <w:szCs w:val="24"/>
                 <w:lang w:val="en-US"/>
               </w:rPr>
-              <w:t xml:space="preserve">The proposed TS-GCN will be developed and evaluated through a GPU-accelerated software simulation environment. The implementation will use </w:t>
-            </w:r>
-            <w:proofErr w:type="spellStart"/>
-            <w:r>
-              <w:rPr>
-                <w:rFonts w:ascii="Times New Roman" w:eastAsia="Times New Roman" w:hAnsi="Times New Roman" w:cs="Times New Roman"/>
-                <w:color w:val="000000"/>
-                <w:sz w:val="24"/>
-                <w:szCs w:val="24"/>
-                <w:lang w:val="en-US"/>
-              </w:rPr>
-              <w:t>PyTorch</w:t>
-            </w:r>
-            <w:proofErr w:type="spellEnd"/>
-            <w:r>
-              <w:rPr>
-                <w:rFonts w:ascii="Times New Roman" w:eastAsia="Times New Roman" w:hAnsi="Times New Roman" w:cs="Times New Roman"/>
-                <w:color w:val="000000"/>
-                <w:sz w:val="24"/>
-                <w:szCs w:val="24"/>
-                <w:lang w:val="en-US"/>
-              </w:rPr>
-              <w:t xml:space="preserve">-based tools along with </w:t>
-            </w:r>
-            <w:proofErr w:type="spellStart"/>
-            <w:r>
-              <w:rPr>
-                <w:rFonts w:ascii="Times New Roman" w:eastAsia="Times New Roman" w:hAnsi="Times New Roman" w:cs="Times New Roman"/>
-                <w:color w:val="000000"/>
-                <w:sz w:val="24"/>
-                <w:szCs w:val="24"/>
-                <w:lang w:val="en-US"/>
-              </w:rPr>
-              <w:t>PyTorch</w:t>
-            </w:r>
-            <w:proofErr w:type="spellEnd"/>
-            <w:r>
-              <w:rPr>
-                <w:rFonts w:ascii="Times New Roman" w:eastAsia="Times New Roman" w:hAnsi="Times New Roman" w:cs="Times New Roman"/>
-                <w:color w:val="000000"/>
-                <w:sz w:val="24"/>
-                <w:szCs w:val="24"/>
-                <w:lang w:val="en-US"/>
-              </w:rPr>
-              <w:t xml:space="preserve"> Geometric and </w:t>
-            </w:r>
-            <w:proofErr w:type="spellStart"/>
-            <w:r>
-              <w:rPr>
-                <w:rFonts w:ascii="Times New Roman" w:eastAsia="Times New Roman" w:hAnsi="Times New Roman" w:cs="Times New Roman"/>
-                <w:color w:val="000000"/>
-                <w:sz w:val="24"/>
-                <w:szCs w:val="24"/>
-                <w:lang w:val="en-US"/>
-              </w:rPr>
-              <w:t>snnTorch</w:t>
-            </w:r>
-            <w:proofErr w:type="spellEnd"/>
-            <w:r>
-              <w:rPr>
-                <w:rFonts w:ascii="Times New Roman" w:eastAsia="Times New Roman" w:hAnsi="Times New Roman" w:cs="Times New Roman"/>
-                <w:color w:val="000000"/>
-                <w:sz w:val="24"/>
-                <w:szCs w:val="24"/>
-                <w:lang w:val="en-US"/>
-              </w:rPr>
-              <w:t xml:space="preserve"> to simulate graph-based spiking neural network </w:t>
-            </w:r>
-            <w:proofErr w:type="spellStart"/>
-            <w:r>
-              <w:rPr>
-                <w:rFonts w:ascii="Times New Roman" w:eastAsia="Times New Roman" w:hAnsi="Times New Roman" w:cs="Times New Roman"/>
-                <w:color w:val="000000"/>
-                <w:sz w:val="24"/>
-                <w:szCs w:val="24"/>
-                <w:lang w:val="en-US"/>
-              </w:rPr>
-              <w:t>behaviour</w:t>
-            </w:r>
-            <w:proofErr w:type="spellEnd"/>
-            <w:r>
-              <w:rPr>
-                <w:rFonts w:ascii="Times New Roman" w:eastAsia="Times New Roman" w:hAnsi="Times New Roman" w:cs="Times New Roman"/>
-                <w:color w:val="000000"/>
-                <w:sz w:val="24"/>
-                <w:szCs w:val="24"/>
-                <w:lang w:val="en-US"/>
-              </w:rPr>
-              <w:t xml:space="preserve"> and study its computational characteristics. The project will focus on algorithmic and simulation-based evaluation rather than requiring direct access to dedicated neuromorphic hardware. </w:t>
+              <w:t xml:space="preserve">The proposed TS-GCN will be developed and evaluated through a GPU-accelerated software simulation environment. The implementation will use PyTorch-based tools along with PyTorch Geometric and snnTorch to simulate graph-based spiking neural network behaviour and study its computational characteristics. The project will focus on algorithmic and simulation-based evaluation rather than requiring direct access to dedicated neuromorphic hardware. </w:t>
             </w:r>
           </w:p>
           <w:p>
@@ -3653,18 +3343,7 @@
                 <w:szCs w:val="24"/>
                 <w:lang w:val="en-US"/>
               </w:rPr>
-              <w:t xml:space="preserve">Git-based version control will be used to manage the source code and track development progress. The proposed TS-GCN will be evaluated against a conventional GCN baseline using a suitable train-test evaluation strategy and common performance measures </w:t>
-            </w:r>
-            <w:r>
-              <w:rPr>
-                <w:rFonts w:ascii="Times New Roman" w:eastAsia="Times New Roman" w:hAnsi="Times New Roman" w:cs="Times New Roman"/>
-                <w:color w:val="000000"/>
-                <w:sz w:val="24"/>
-                <w:szCs w:val="24"/>
-                <w:lang w:val="en-US"/>
-              </w:rPr>
-              <w:lastRenderedPageBreak/>
-              <w:t>such as classification accuracy, minority-class F1-score, ROC-AUC, spike sparsity, estimated energy consumption, and computational latency.</w:t>
+              <w:t>Git-based version control will be used to manage the source code and track development progress. The proposed TS-GCN will be evaluated against a conventional GCN baseline using a suitable train-test evaluation strategy and common performance measures such as classification accuracy, minority-class F1-score, ROC-AUC, spike sparsity, estimated energy consumption, and computational latency.</w:t>
             </w:r>
           </w:p>
         </w:tc>
@@ -3701,7 +3380,6 @@
                 <w:sz w:val="24"/>
                 <w:szCs w:val="24"/>
               </w:rPr>
-              <w:lastRenderedPageBreak/>
               <w:t>INTENDED BENEFICIARIES OF THE PROJECT</w:t>
             </w:r>
           </w:p>
@@ -3761,7 +3439,16 @@
                 <w:color w:val="000000"/>
                 <w:lang w:val="en-US"/>
               </w:rPr>
-              <w:t xml:space="preserve">Organizations that monitor financial transaction networks, including card, banking, and digital payment transactions, could benefit from approaches that improve the detection of suspicious transaction patterns while reducing computational requirements for large-scale graph processing. </w:t>
+              <w:t xml:space="preserve">Organizations that monitor financial transaction networks, including card, banking, and digital payment transactions, could benefit from approaches that improve the detection of </w:t>
+            </w:r>
+            <w:r>
+              <w:rPr>
+                <w:rFonts w:ascii="Times New Roman" w:hAnsi="Times New Roman" w:cs="Times New Roman"/>
+                <w:color w:val="000000"/>
+                <w:lang w:val="en-US"/>
+              </w:rPr>
+              <w:lastRenderedPageBreak/>
+              <w:t xml:space="preserve">suspicious transaction patterns while reducing computational requirements for large-scale graph processing. </w:t>
             </w:r>
           </w:p>
           <w:p>
@@ -3809,25 +3496,7 @@
                 <w:color w:val="000000"/>
                 <w:lang w:val="en-US"/>
               </w:rPr>
-              <w:t xml:space="preserve">Security teams monitoring </w:t>
-            </w:r>
-            <w:proofErr w:type="gramStart"/>
-            <w:r>
-              <w:rPr>
-                <w:rFonts w:ascii="Times New Roman" w:hAnsi="Times New Roman" w:cs="Times New Roman"/>
-                <w:color w:val="000000"/>
-                <w:lang w:val="en-US"/>
-              </w:rPr>
-              <w:t>enterprise</w:t>
-            </w:r>
-            <w:proofErr w:type="gramEnd"/>
-            <w:r>
-              <w:rPr>
-                <w:rFonts w:ascii="Times New Roman" w:hAnsi="Times New Roman" w:cs="Times New Roman"/>
-                <w:color w:val="000000"/>
-                <w:lang w:val="en-US"/>
-              </w:rPr>
-              <w:t xml:space="preserve">, IoT, and other computer networks could use graph-based anomaly detection methods to identify unusual communication patterns and potentially detect network-related threats in continuously changing environments. </w:t>
+              <w:t xml:space="preserve">Security teams monitoring enterprise, IoT, and other computer networks could use graph-based anomaly detection methods to identify unusual communication patterns and potentially detect network-related threats in continuously changing environments. </w:t>
             </w:r>
           </w:p>
           <w:p>
@@ -3959,6 +3628,7 @@
                 <w:sz w:val="24"/>
                 <w:szCs w:val="24"/>
               </w:rPr>
+              <w:lastRenderedPageBreak/>
               <w:t>BASE PAPERS/ RELATED WORK</w:t>
             </w:r>
           </w:p>
@@ -3993,51 +3663,7 @@
                 <w:szCs w:val="24"/>
                 <w:lang w:val="en-US"/>
               </w:rPr>
-              <w:t xml:space="preserve">1. </w:t>
-            </w:r>
-            <w:proofErr w:type="spellStart"/>
-            <w:r>
-              <w:rPr>
-                <w:rFonts w:ascii="Times New Roman" w:eastAsia="Times New Roman" w:hAnsi="Times New Roman" w:cs="Times New Roman"/>
-                <w:color w:val="000000"/>
-                <w:sz w:val="24"/>
-                <w:szCs w:val="24"/>
-                <w:lang w:val="en-US"/>
-              </w:rPr>
-              <w:t>Eshraghian</w:t>
-            </w:r>
-            <w:proofErr w:type="spellEnd"/>
-            <w:r>
-              <w:rPr>
-                <w:rFonts w:ascii="Times New Roman" w:eastAsia="Times New Roman" w:hAnsi="Times New Roman" w:cs="Times New Roman"/>
-                <w:color w:val="000000"/>
-                <w:sz w:val="24"/>
-                <w:szCs w:val="24"/>
-                <w:lang w:val="en-US"/>
-              </w:rPr>
-              <w:t xml:space="preserve">, J. K., Ward, M., </w:t>
-            </w:r>
-            <w:proofErr w:type="spellStart"/>
-            <w:r>
-              <w:rPr>
-                <w:rFonts w:ascii="Times New Roman" w:eastAsia="Times New Roman" w:hAnsi="Times New Roman" w:cs="Times New Roman"/>
-                <w:color w:val="000000"/>
-                <w:sz w:val="24"/>
-                <w:szCs w:val="24"/>
-                <w:lang w:val="en-US"/>
-              </w:rPr>
-              <w:t>Neftci</w:t>
-            </w:r>
-            <w:proofErr w:type="spellEnd"/>
-            <w:r>
-              <w:rPr>
-                <w:rFonts w:ascii="Times New Roman" w:eastAsia="Times New Roman" w:hAnsi="Times New Roman" w:cs="Times New Roman"/>
-                <w:color w:val="000000"/>
-                <w:sz w:val="24"/>
-                <w:szCs w:val="24"/>
-                <w:lang w:val="en-US"/>
-              </w:rPr>
-              <w:t>, E. O., et al.,</w:t>
+              <w:t>1. Eshraghian, J. K., Ward, M., Neftci, E. O., et al.,</w:t>
             </w:r>
             <w:r>
               <w:rPr>
@@ -4048,29 +3674,7 @@
                 <w:lang w:val="en-US"/>
               </w:rPr>
               <w:br/>
-              <w:t xml:space="preserve">“Training Spiking Neural Networks Using </w:t>
-            </w:r>
-            <w:proofErr w:type="spellStart"/>
-            <w:r>
-              <w:rPr>
-                <w:rFonts w:ascii="Times New Roman" w:eastAsia="Times New Roman" w:hAnsi="Times New Roman" w:cs="Times New Roman"/>
-                <w:color w:val="000000"/>
-                <w:sz w:val="24"/>
-                <w:szCs w:val="24"/>
-                <w:lang w:val="en-US"/>
-              </w:rPr>
-              <w:t>snnTorch</w:t>
-            </w:r>
-            <w:proofErr w:type="spellEnd"/>
-            <w:r>
-              <w:rPr>
-                <w:rFonts w:ascii="Times New Roman" w:eastAsia="Times New Roman" w:hAnsi="Times New Roman" w:cs="Times New Roman"/>
-                <w:color w:val="000000"/>
-                <w:sz w:val="24"/>
-                <w:szCs w:val="24"/>
-                <w:lang w:val="en-US"/>
-              </w:rPr>
-              <w:t xml:space="preserve">,” </w:t>
+              <w:t xml:space="preserve">“Training Spiking Neural Networks Using snnTorch,” </w:t>
             </w:r>
             <w:r>
               <w:rPr>
@@ -4150,51 +3754,7 @@
                 <w:szCs w:val="24"/>
                 <w:lang w:val="en-US"/>
               </w:rPr>
-              <w:t xml:space="preserve">2. </w:t>
-            </w:r>
-            <w:proofErr w:type="spellStart"/>
-            <w:r>
-              <w:rPr>
-                <w:rFonts w:ascii="Times New Roman" w:eastAsia="Times New Roman" w:hAnsi="Times New Roman" w:cs="Times New Roman"/>
-                <w:color w:val="000000"/>
-                <w:sz w:val="24"/>
-                <w:szCs w:val="24"/>
-                <w:lang w:val="en-US"/>
-              </w:rPr>
-              <w:t>Neftci</w:t>
-            </w:r>
-            <w:proofErr w:type="spellEnd"/>
-            <w:r>
-              <w:rPr>
-                <w:rFonts w:ascii="Times New Roman" w:eastAsia="Times New Roman" w:hAnsi="Times New Roman" w:cs="Times New Roman"/>
-                <w:color w:val="000000"/>
-                <w:sz w:val="24"/>
-                <w:szCs w:val="24"/>
-                <w:lang w:val="en-US"/>
-              </w:rPr>
-              <w:t xml:space="preserve">, E. O., Mostafa, H., and </w:t>
-            </w:r>
-            <w:proofErr w:type="spellStart"/>
-            <w:r>
-              <w:rPr>
-                <w:rFonts w:ascii="Times New Roman" w:eastAsia="Times New Roman" w:hAnsi="Times New Roman" w:cs="Times New Roman"/>
-                <w:color w:val="000000"/>
-                <w:sz w:val="24"/>
-                <w:szCs w:val="24"/>
-                <w:lang w:val="en-US"/>
-              </w:rPr>
-              <w:t>Indiveri</w:t>
-            </w:r>
-            <w:proofErr w:type="spellEnd"/>
-            <w:r>
-              <w:rPr>
-                <w:rFonts w:ascii="Times New Roman" w:eastAsia="Times New Roman" w:hAnsi="Times New Roman" w:cs="Times New Roman"/>
-                <w:color w:val="000000"/>
-                <w:sz w:val="24"/>
-                <w:szCs w:val="24"/>
-                <w:lang w:val="en-US"/>
-              </w:rPr>
-              <w:t>, G.,</w:t>
+              <w:t>2. Neftci, E. O., Mostafa, H., and Indiveri, G.,</w:t>
             </w:r>
             <w:r>
               <w:rPr>
@@ -4284,73 +3844,7 @@
                 <w:szCs w:val="24"/>
                 <w:lang w:val="en-US"/>
               </w:rPr>
-              <w:t xml:space="preserve">3. </w:t>
-            </w:r>
-            <w:proofErr w:type="spellStart"/>
-            <w:r>
-              <w:rPr>
-                <w:rFonts w:ascii="Times New Roman" w:eastAsia="Times New Roman" w:hAnsi="Times New Roman" w:cs="Times New Roman"/>
-                <w:color w:val="000000"/>
-                <w:sz w:val="24"/>
-                <w:szCs w:val="24"/>
-                <w:lang w:val="en-US"/>
-              </w:rPr>
-              <w:t>Tavanaei</w:t>
-            </w:r>
-            <w:proofErr w:type="spellEnd"/>
-            <w:r>
-              <w:rPr>
-                <w:rFonts w:ascii="Times New Roman" w:eastAsia="Times New Roman" w:hAnsi="Times New Roman" w:cs="Times New Roman"/>
-                <w:color w:val="000000"/>
-                <w:sz w:val="24"/>
-                <w:szCs w:val="24"/>
-                <w:lang w:val="en-US"/>
-              </w:rPr>
-              <w:t xml:space="preserve">, A., </w:t>
-            </w:r>
-            <w:proofErr w:type="spellStart"/>
-            <w:r>
-              <w:rPr>
-                <w:rFonts w:ascii="Times New Roman" w:eastAsia="Times New Roman" w:hAnsi="Times New Roman" w:cs="Times New Roman"/>
-                <w:color w:val="000000"/>
-                <w:sz w:val="24"/>
-                <w:szCs w:val="24"/>
-                <w:lang w:val="en-US"/>
-              </w:rPr>
-              <w:t>Ghodrati</w:t>
-            </w:r>
-            <w:proofErr w:type="spellEnd"/>
-            <w:r>
-              <w:rPr>
-                <w:rFonts w:ascii="Times New Roman" w:eastAsia="Times New Roman" w:hAnsi="Times New Roman" w:cs="Times New Roman"/>
-                <w:color w:val="000000"/>
-                <w:sz w:val="24"/>
-                <w:szCs w:val="24"/>
-                <w:lang w:val="en-US"/>
-              </w:rPr>
-              <w:t xml:space="preserve">, M., </w:t>
-            </w:r>
-            <w:proofErr w:type="spellStart"/>
-            <w:r>
-              <w:rPr>
-                <w:rFonts w:ascii="Times New Roman" w:eastAsia="Times New Roman" w:hAnsi="Times New Roman" w:cs="Times New Roman"/>
-                <w:color w:val="000000"/>
-                <w:sz w:val="24"/>
-                <w:szCs w:val="24"/>
-                <w:lang w:val="en-US"/>
-              </w:rPr>
-              <w:t>Kheradpisheh</w:t>
-            </w:r>
-            <w:proofErr w:type="spellEnd"/>
-            <w:r>
-              <w:rPr>
-                <w:rFonts w:ascii="Times New Roman" w:eastAsia="Times New Roman" w:hAnsi="Times New Roman" w:cs="Times New Roman"/>
-                <w:color w:val="000000"/>
-                <w:sz w:val="24"/>
-                <w:szCs w:val="24"/>
-                <w:lang w:val="en-US"/>
-              </w:rPr>
-              <w:t>, S. R., Masquelier, T., and Maida, A.,</w:t>
+              <w:t>3. Tavanaei, A., Ghodrati, M., Kheradpisheh, S. R., Masquelier, T., and Maida, A.,</w:t>
             </w:r>
             <w:r>
               <w:rPr>
@@ -4452,16 +3946,6 @@
                 <w:lang w:val="en-US"/>
               </w:rPr>
               <w:br/>
-            </w:r>
-            <w:r>
-              <w:rPr>
-                <w:rFonts w:ascii="Times New Roman" w:eastAsia="Times New Roman" w:hAnsi="Times New Roman" w:cs="Times New Roman"/>
-                <w:color w:val="000000"/>
-                <w:sz w:val="24"/>
-                <w:szCs w:val="24"/>
-                <w:lang w:val="en-US"/>
-              </w:rPr>
-              <w:lastRenderedPageBreak/>
               <w:t>“Semi-Supervised Classification with Graph Convolutional Networks,”</w:t>
             </w:r>
             <w:r>
@@ -4552,29 +4036,18 @@
                 <w:lang w:val="en-US"/>
               </w:rPr>
               <w:br/>
-              <w:t>“</w:t>
-            </w:r>
-            <w:proofErr w:type="spellStart"/>
-            <w:r>
-              <w:rPr>
-                <w:rFonts w:ascii="Times New Roman" w:eastAsia="Times New Roman" w:hAnsi="Times New Roman" w:cs="Times New Roman"/>
-                <w:color w:val="000000"/>
-                <w:sz w:val="24"/>
-                <w:szCs w:val="24"/>
-                <w:lang w:val="en-US"/>
-              </w:rPr>
-              <w:t>Loihi</w:t>
-            </w:r>
-            <w:proofErr w:type="spellEnd"/>
-            <w:r>
-              <w:rPr>
-                <w:rFonts w:ascii="Times New Roman" w:eastAsia="Times New Roman" w:hAnsi="Times New Roman" w:cs="Times New Roman"/>
-                <w:color w:val="000000"/>
-                <w:sz w:val="24"/>
-                <w:szCs w:val="24"/>
-                <w:lang w:val="en-US"/>
-              </w:rPr>
-              <w:t>: A Neuromorphic Manycore Processor with On-Chip Learning,”</w:t>
+              <w:t xml:space="preserve">“Loihi: A Neuromorphic Manycore Processor with On-Chip </w:t>
+            </w:r>
+            <w:r>
+              <w:rPr>
+                <w:rFonts w:ascii="Times New Roman" w:eastAsia="Times New Roman" w:hAnsi="Times New Roman" w:cs="Times New Roman"/>
+                <w:color w:val="000000"/>
+                <w:sz w:val="24"/>
+                <w:szCs w:val="24"/>
+                <w:lang w:val="en-US"/>
+              </w:rPr>
+              <w:lastRenderedPageBreak/>
+              <w:t>Learning,”</w:t>
             </w:r>
             <w:r>
               <w:rPr>
@@ -4729,29 +4202,7 @@
                 <w:szCs w:val="24"/>
                 <w:lang w:val="en-US"/>
               </w:rPr>
-              <w:t xml:space="preserve">This project proposes TS-GCN (Temporal Spiking Graph Convolutional Network), a bio-inspired framework that combines spatial graph convolution using </w:t>
-            </w:r>
-            <w:proofErr w:type="spellStart"/>
-            <w:r>
-              <w:rPr>
-                <w:rFonts w:ascii="Times New Roman" w:eastAsia="Times New Roman" w:hAnsi="Times New Roman" w:cs="Times New Roman"/>
-                <w:color w:val="000000"/>
-                <w:sz w:val="24"/>
-                <w:szCs w:val="24"/>
-                <w:lang w:val="en-US"/>
-              </w:rPr>
-              <w:t>PyTorch</w:t>
-            </w:r>
-            <w:proofErr w:type="spellEnd"/>
-            <w:r>
-              <w:rPr>
-                <w:rFonts w:ascii="Times New Roman" w:eastAsia="Times New Roman" w:hAnsi="Times New Roman" w:cs="Times New Roman"/>
-                <w:color w:val="000000"/>
-                <w:sz w:val="24"/>
-                <w:szCs w:val="24"/>
-                <w:lang w:val="en-US"/>
-              </w:rPr>
-              <w:t xml:space="preserve"> Geometric with temporal processing through Leaky Integrate-and-Fire (LIF) spiking neuron dynamics. The proposed model will use surrogate-gradient-based learning and membrane potential reset mechanisms to enable effective training of the spiking network. The system will be developed to represent dynamic changes in transaction and network graphs and will be evaluated against a conventional non-spiking GCN baseline.</w:t>
+              <w:t>This project proposes TS-GCN (Temporal Spiking Graph Convolutional Network), a bio-inspired framework that combines spatial graph convolution using PyTorch Geometric with temporal processing through Leaky Integrate-and-Fire (LIF) spiking neuron dynamics. The proposed model will use surrogate-gradient-based learning and membrane potential reset mechanisms to enable effective training of the spiking network. The system will be developed to represent dynamic changes in transaction and network graphs and will be evaluated against a conventional non-spiking GCN baseline.</w:t>
             </w:r>
           </w:p>
           <w:p>
@@ -4776,18 +4227,7 @@
                 <w:szCs w:val="24"/>
                 <w:lang w:val="en-US"/>
               </w:rPr>
-              <w:t xml:space="preserve">The proposed approach is expected to exploit the sparse and event-driven nature of spiking computation, potentially reducing unnecessary neural activity and improving computational efficiency. The temporal integration provided by LIF neurons is also expected to help distinguish persistent patterns from isolated fluctuations in dynamic data, which may improve the detection of anomalous and fraudulent activity. The project will investigate these potential benefits through comparative evaluation of classification performance, minority-class detection, ROC-AUC, </w:t>
-            </w:r>
-            <w:r>
-              <w:rPr>
-                <w:rFonts w:ascii="Times New Roman" w:eastAsia="Times New Roman" w:hAnsi="Times New Roman" w:cs="Times New Roman"/>
-                <w:color w:val="000000"/>
-                <w:sz w:val="24"/>
-                <w:szCs w:val="24"/>
-                <w:lang w:val="en-US"/>
-              </w:rPr>
-              <w:lastRenderedPageBreak/>
-              <w:t>spike sparsity, estimated energy consumption, and computational latency.</w:t>
+              <w:t>The proposed approach is expected to exploit the sparse and event-driven nature of spiking computation, potentially reducing unnecessary neural activity and improving computational efficiency. The temporal integration provided by LIF neurons is also expected to help distinguish persistent patterns from isolated fluctuations in dynamic data, which may improve the detection of anomalous and fraudulent activity. The project will investigate these potential benefits through comparative evaluation of classification performance, minority-class detection, ROC-AUC, spike sparsity, estimated energy consumption, and computational latency.</w:t>
             </w:r>
           </w:p>
           <w:p>
@@ -4839,7 +4279,6 @@
                 <w:sz w:val="24"/>
                 <w:szCs w:val="24"/>
               </w:rPr>
-              <w:lastRenderedPageBreak/>
               <w:t>KEYWORDS</w:t>
             </w:r>
           </w:p>
@@ -4870,39 +4309,15 @@
                 <w:rFonts w:ascii="Times New Roman" w:hAnsi="Times New Roman" w:cs="Times New Roman"/>
                 <w:color w:val="000000"/>
               </w:rPr>
-              <w:t xml:space="preserve">Spiking Neural Networks; Graph Neural Networks; Temporal Graph Learning; TS-GCN; Neuromorphic Computing; Leaky Integrate-and-Fire; Surrogate Gradient Learning; Fraud Detection; Network Anomaly Detection; Spike Sparsity; </w:t>
-            </w:r>
-            <w:proofErr w:type="spellStart"/>
+              <w:t xml:space="preserve">Spiking Neural Networks; Graph Neural Networks; Temporal Graph Learning; TS-GCN; Neuromorphic Computing; Leaky Integrate-and-Fire; Surrogate Gradient Learning; Fraud Detection; Network Anomaly </w:t>
+            </w:r>
             <w:r>
               <w:rPr>
                 <w:rFonts w:ascii="Times New Roman" w:hAnsi="Times New Roman" w:cs="Times New Roman"/>
                 <w:color w:val="000000"/>
               </w:rPr>
-              <w:t>PyTorch</w:t>
-            </w:r>
-            <w:proofErr w:type="spellEnd"/>
-            <w:r>
-              <w:rPr>
-                <w:rFonts w:ascii="Times New Roman" w:hAnsi="Times New Roman" w:cs="Times New Roman"/>
-                <w:color w:val="000000"/>
-              </w:rPr>
-              <w:t xml:space="preserve"> Geometric; </w:t>
-            </w:r>
-            <w:proofErr w:type="spellStart"/>
-            <w:r>
-              <w:rPr>
-                <w:rFonts w:ascii="Times New Roman" w:hAnsi="Times New Roman" w:cs="Times New Roman"/>
-                <w:color w:val="000000"/>
-              </w:rPr>
-              <w:t>snnTorch</w:t>
-            </w:r>
-            <w:proofErr w:type="spellEnd"/>
-            <w:r>
-              <w:rPr>
-                <w:rFonts w:ascii="Times New Roman" w:hAnsi="Times New Roman" w:cs="Times New Roman"/>
-                <w:color w:val="000000"/>
-              </w:rPr>
-              <w:t>; Energy-Efficient AI.</w:t>
+              <w:lastRenderedPageBreak/>
+              <w:t>Detection; Spike Sparsity; PyTorch Geometric; snnTorch; Energy-Efficient AI.</w:t>
             </w:r>
           </w:p>
         </w:tc>
@@ -4958,7 +4373,7 @@
               <w:pStyle w:val="normal1"/>
               <w:widowControl w:val="0"/>
               <w:spacing w:line="240" w:lineRule="auto"/>
-              <w:jc w:val="both"/>
+              <w:jc w:val="center"/>
               <w:rPr>
                 <w:rFonts w:ascii="Times New Roman" w:eastAsia="Times New Roman" w:hAnsi="Times New Roman" w:cs="Times New Roman"/>
                 <w:b/>
@@ -4994,7 +4409,7 @@
               <w:pStyle w:val="normal1"/>
               <w:widowControl w:val="0"/>
               <w:spacing w:line="240" w:lineRule="auto"/>
-              <w:jc w:val="both"/>
+              <w:jc w:val="center"/>
               <w:rPr>
                 <w:rFonts w:ascii="Times New Roman" w:eastAsia="Times New Roman" w:hAnsi="Times New Roman" w:cs="Times New Roman"/>
                 <w:b/>
